--- a/ky/discovery-articles/5.10 Алюминий өндүрүү.docx
+++ b/ky/discovery-articles/5.10 Алюминий өндүрүү.docx
@@ -4,533 +4,351 @@
   <w:body>
     <w:p>
       <w:pPr>
-        <w:keepNext/>
-        <w:spacing w:before="280" w:after="120"/>
+        <w:pStyle w:val="Title"/>
+        <w:widowControl/>
       </w:pPr>
       <w:r>
-        <w:rPr>
-          <w:rFonts w:ascii="Calibri" w:hAnsi="Calibri" w:eastAsia="Calibri"/>
-          <w:b/>
-          <w:i w:val="0"/>
-          <w:color w:val="004E8C"/>
-          <w:sz w:val="44"/>
-        </w:rPr>
         <w:t>5.10 Алюминий өндүрүү</w:t>
       </w:r>
     </w:p>
     <w:p>
       <w:pPr>
-        <w:spacing w:after="80"/>
+        <w:keepNext/>
+        <w:widowControl/>
       </w:pPr>
       <w:r>
         <w:rPr>
-          <w:rFonts w:ascii="Calibri" w:hAnsi="Calibri" w:eastAsia="Calibri"/>
-          <w:b w:val="0"/>
-          <w:i/>
-          <w:color w:val="505050"/>
-          <w:sz w:val="22"/>
+          <w:sz w:val="20"/>
         </w:rPr>
         <w:t>5. Физика, химия жана материалдар</w:t>
       </w:r>
     </w:p>
     <w:p>
       <w:pPr>
-        <w:spacing w:after="200"/>
+        <w:keepNext/>
+        <w:widowControl/>
       </w:pPr>
       <w:r>
         <w:rPr>
-          <w:rFonts w:ascii="Calibri" w:hAnsi="Calibri" w:eastAsia="Calibri"/>
-          <w:b w:val="0"/>
-          <w:i/>
-          <w:sz w:val="22"/>
+          <w:sz w:val="20"/>
         </w:rPr>
-        <w:t>Мезгил: 1886-жыл (Холл–Эру электролизи); глинозём алуучу Байер процесси; XX кылымдагы массалык колдонуу | Негизги өкүлдөр: Чарльз Мартин Холл; Поль Эру; Карл Йозеф Байер; кийинки алюминий заводдорунун инженерлери</w:t>
+        <w:t>Мезгил: 1886-жыл (Холл–Эру электролизи); глинозём үчүн Байер процесси; XX кылымдагы массалык колдонуу | Негизги салым кошкондор: Чарльз Мартин Холл; Поль Эру; Карл Жозеф Байер; кийин эритүү заводдорунун инженерлери</w:t>
       </w:r>
     </w:p>
     <w:p>
       <w:pPr>
-        <w:spacing w:after="160" w:line="276" w:lineRule="auto"/>
+        <w:widowControl/>
       </w:pPr>
       <w:r>
-        <w:rPr>
-          <w:rFonts w:ascii="Calibri" w:hAnsi="Calibri" w:eastAsia="Calibri"/>
-          <w:b w:val="0"/>
-          <w:i w:val="0"/>
-          <w:sz w:val="22"/>
-        </w:rPr>
-        <w:t>Алюминийди өнөр жайда алуу үчүн кенден металлды ажыраткан химиялык процесстер жана өтө көп электр энергиясы колдонулат. Бир кезде көптөгөн асыл металлдардан да кымбат болгон алюминий учактардын, банкалардын, имараттардын жана электр чубалгыларынын жеңил металлына айланды.</w:t>
+        <w:t>Өнөр жайлык алюминий өндүрүшү кенден металлды бошотуу үчүн химияны жана көп электрди колдонот. Бир кезде көп баалуу металлдан кымбат болгон алюминий учак, банка, имарат жана электр линиясынын жеңил металлына айланган.</w:t>
       </w:r>
     </w:p>
     <w:p>
       <w:pPr>
-        <w:keepNext/>
-        <w:spacing w:before="240" w:after="120"/>
+        <w:pStyle w:val="Heading1"/>
+        <w:widowControl/>
       </w:pPr>
       <w:r>
-        <w:rPr>
-          <w:rFonts w:ascii="Calibri" w:hAnsi="Calibri" w:eastAsia="Calibri"/>
-          <w:b/>
-          <w:i w:val="0"/>
-          <w:color w:val="004E8C"/>
-          <w:sz w:val="28"/>
-        </w:rPr>
-        <w:t>Негизги фактылар</w:t>
+        <w:t>Негизги маалыматтар</w:t>
       </w:r>
     </w:p>
     <w:p>
       <w:pPr>
         <w:pStyle w:val="ListBullet"/>
+        <w:widowControl/>
       </w:pPr>
       <w:r>
-        <w:rPr>
-          <w:rFonts w:ascii="Calibri" w:hAnsi="Calibri" w:eastAsia="Calibri"/>
-          <w:b w:val="0"/>
-          <w:i w:val="0"/>
-          <w:sz w:val="22"/>
-        </w:rPr>
-        <w:t>АКШдагы Чарльз Мартин Холл менен Франциядагы Поль Эру 1886-жылы электролиз аркылуу алюминий эритүү ыкмасын бири-биринен көз карандысыз иштеп чыгышкан</w:t>
+        <w:t>АКШдагы Чарльз Мартин Холл жана Франциядагы Поль Эру 1886-жылы электролиттик алуу ыкмасын өз алдынча иштеп чыккан.</w:t>
       </w:r>
     </w:p>
     <w:p>
       <w:pPr>
         <w:pStyle w:val="ListBullet"/>
+        <w:widowControl/>
       </w:pPr>
       <w:r>
-        <w:rPr>
-          <w:rFonts w:ascii="Calibri" w:hAnsi="Calibri" w:eastAsia="Calibri"/>
-          <w:b w:val="0"/>
-          <w:i w:val="0"/>
-          <w:sz w:val="22"/>
-        </w:rPr>
-        <w:t>Байер процесси боксит кенин электролизге чейин глинозёмго айлантып тазалайт</w:t>
+        <w:t>Байер процесси эритүүгө чейин бокситти глинозёмго — алюминий оксидине — тазалайт.</w:t>
       </w:r>
     </w:p>
     <w:p>
       <w:pPr>
         <w:pStyle w:val="ListBullet"/>
+        <w:widowControl/>
       </w:pPr>
       <w:r>
-        <w:rPr>
-          <w:rFonts w:ascii="Calibri" w:hAnsi="Calibri" w:eastAsia="Calibri"/>
-          <w:b w:val="0"/>
-          <w:i w:val="0"/>
-          <w:sz w:val="22"/>
-        </w:rPr>
-        <w:t>Алюминий заводдору өтө көп электр энергиясын керектейт</w:t>
+        <w:t>Алюминий заводдору өтө көп электр керектейт.</w:t>
       </w:r>
     </w:p>
     <w:p>
       <w:pPr>
         <w:pStyle w:val="ListBullet"/>
+        <w:widowControl/>
       </w:pPr>
       <w:r>
-        <w:rPr>
-          <w:rFonts w:ascii="Calibri" w:hAnsi="Calibri" w:eastAsia="Calibri"/>
-          <w:b w:val="0"/>
-          <w:i w:val="0"/>
-          <w:sz w:val="22"/>
-        </w:rPr>
-        <w:t>Алюминийдин бетинде пайда болгон жука оксид катмары аны андан ары дат басуудан коргойт</w:t>
+        <w:t>Жука оксид катмары металлды андан ары дат басуудан коргойт.</w:t>
       </w:r>
     </w:p>
     <w:p>
       <w:pPr>
         <w:pStyle w:val="ListBullet"/>
+        <w:widowControl/>
       </w:pPr>
       <w:r>
-        <w:rPr>
-          <w:rFonts w:ascii="Calibri" w:hAnsi="Calibri" w:eastAsia="Calibri"/>
-          <w:b w:val="0"/>
-          <w:i w:val="0"/>
-          <w:sz w:val="22"/>
-        </w:rPr>
-        <w:t>Алюминийди кайра иштетүүгө кенден жаңы металл алууга караганда кыйла аз энергия кетет</w:t>
+        <w:t>Алюминийди кайра иштетүү кенден жаңы металл алууга караганда кыйла аз энергия талап кылат.</w:t>
       </w:r>
     </w:p>
     <w:p>
       <w:pPr>
-        <w:keepNext/>
-        <w:spacing w:before="240" w:after="120"/>
+        <w:pStyle w:val="Heading1"/>
+        <w:widowControl/>
       </w:pPr>
       <w:r>
-        <w:rPr>
-          <w:rFonts w:ascii="Calibri" w:hAnsi="Calibri" w:eastAsia="Calibri"/>
-          <w:b/>
-          <w:i w:val="0"/>
-          <w:color w:val="004E8C"/>
-          <w:sz w:val="28"/>
-        </w:rPr>
-        <w:t>Бул эмне</w:t>
+        <w:t>Бул эмне?</w:t>
       </w:r>
     </w:p>
     <w:p>
       <w:pPr>
-        <w:spacing w:after="160" w:line="276" w:lineRule="auto"/>
+        <w:widowControl/>
       </w:pPr>
       <w:r>
-        <w:rPr>
-          <w:rFonts w:ascii="Calibri" w:hAnsi="Calibri" w:eastAsia="Calibri"/>
-          <w:b w:val="0"/>
-          <w:i w:val="0"/>
-          <w:sz w:val="22"/>
-        </w:rPr>
-        <w:t>Алюминий Жер кыртышында көп кездешет, бирок минералдарда кычкылтек менен өтө бекем байланышкан. Байер процессинде боксит кени тазаланып, глинозём деп аталган алюминий оксиди алынат. Холл–Эру процессинде глинозём эриген криолитте эритилип, андан электр тогу өткөрүлөт. Электролиз — электр энергиясы түрткү берген химиялык өзгөрүү — суюк алюминийди ваннанын түбүнө бөлүп чыгарат. Бул кадимки мештин ысыгы оңой ажырата албаган металлды электр күчү менен кулпудан чыгаргандай процесс.</w:t>
+        <w:t>Алюминий Жер кыртышында көп, бирок минералдарда кычкылтек менен бекем байланышкан. Байер процесси боксит кенинен алюминий оксидин — глинозёмду — тазалайт. Холл–Эру процессинде ал эриген криолитке эритилип, электр тогу өткөрүлөт. Электр менен жүргөн химиялык өзгөрүү — электролиз — идиштин түбүндө суюк алюминийди бөлүп чыгарат. Бул кадимки мештин ысыгы оңой ажырата албаган металлды электр күчү менен бошотууга окшош.</w:t>
       </w:r>
     </w:p>
     <w:p>
       <w:pPr>
-        <w:keepNext/>
-        <w:spacing w:before="240" w:after="120"/>
+        <w:pStyle w:val="Heading1"/>
+        <w:widowControl/>
       </w:pPr>
       <w:r>
-        <w:rPr>
-          <w:rFonts w:ascii="Calibri" w:hAnsi="Calibri" w:eastAsia="Calibri"/>
-          <w:b/>
-          <w:i w:val="0"/>
-          <w:color w:val="004E8C"/>
-          <w:sz w:val="28"/>
-        </w:rPr>
-        <w:t>Аны ким ачкан же ойлоп тапкан</w:t>
+        <w:t xml:space="preserve">Ким ойлоп тапкан</w:t>
       </w:r>
     </w:p>
     <w:p>
       <w:pPr>
-        <w:spacing w:after="160" w:line="276" w:lineRule="auto"/>
+        <w:widowControl/>
       </w:pPr>
       <w:r>
-        <w:rPr>
-          <w:rFonts w:ascii="Calibri" w:hAnsi="Calibri" w:eastAsia="Calibri"/>
-          <w:b w:val="0"/>
-          <w:i w:val="0"/>
-          <w:sz w:val="22"/>
-        </w:rPr>
-        <w:t>АКШдагы Чарльз Мартин Холл менен Франциядагы Поль Эру 1886-жылы бири-биринин натыйжасынан кабарсыз туруп, бири-бирине окшош электролиз ыкмаларын табышкан. Экөө тең жаш ойлоп табуучу болгон. Карл Йозеф Байер 1888-жылы бокситтен глинозёмду натыйжалуу тазалоо жолун патенттеген. Байер жана Холл–Эру процесстери чогуу азыркы алюминий өндүрүшүнүн толук чынжырын түздү. Ага чейин химиктер алюминийди таза түрүндө бөлүп алышкан, бирок алардын ыкмалары массалык өндүрүш үчүн өтө кымбат эле.</w:t>
+        <w:t>Чарльз Мартин Холл АКШда, Поль Эру Францияда 1886-жылы окшош электролиттик ыкмаларды өз алдынча тапкан. Экөө тең бири-биринин жыйынтыгын билбеген жаш ойлоп табуучу болгон. Карл Жозеф Байер 1888-жылы бокситтен глинозём тазалоонун натыйжалуу жолуна патент алган. Байер жана Холл–Эру процесстери бирге азыркы өндүрүш чынжырын түзгөн. Мурда химиктер алюминийди бөлүп алышкан, бирок алардын ыкмасы массалык колдонууга өтө кымбат болгон.</w:t>
       </w:r>
     </w:p>
     <w:p>
       <w:pPr>
-        <w:keepNext/>
-        <w:spacing w:before="240" w:after="120"/>
+        <w:pStyle w:val="Heading1"/>
+        <w:widowControl/>
       </w:pPr>
       <w:r>
-        <w:rPr>
-          <w:rFonts w:ascii="Calibri" w:hAnsi="Calibri" w:eastAsia="Calibri"/>
-          <w:b/>
-          <w:i w:val="0"/>
-          <w:color w:val="004E8C"/>
-          <w:sz w:val="28"/>
-        </w:rPr>
-        <w:t>Качан жана кантип пайда болгон</w:t>
+        <w:t>Качан жана кантип пайда болгон?</w:t>
       </w:r>
     </w:p>
     <w:p>
       <w:pPr>
-        <w:spacing w:after="160" w:line="276" w:lineRule="auto"/>
+        <w:widowControl/>
       </w:pPr>
       <w:r>
-        <w:rPr>
-          <w:rFonts w:ascii="Calibri" w:hAnsi="Calibri" w:eastAsia="Calibri"/>
-          <w:b w:val="0"/>
-          <w:i w:val="0"/>
-          <w:sz w:val="22"/>
-        </w:rPr>
-        <w:t>1886-жылга чейин таза алюминий сейрек кездешчү кымбат материал болчу. Электр генераторлору жана электр тармактары өнүккөндө жаңы ыкма иш жүзүндө пайдалуу болуп калды. Ар бир электролиз ваннасы үзгүлтүксүз иштеп, эбегейсиз ток талап кылгандыктан, алюминий заводдору көбүнчө арзан гидроэнергиянын жанына курулду. Эки дүйнөлүк согуш учак жасоого алюминийге суроо-талапты кескин өстүрдү. Согуштан кийин таңгак, курулуш, транспорт жана электр зымдары ири рынокко айланды. Кийин кайра иштетүү кенден жаңы металл алууга караганда кыйла аз энергия менен алюминий бере баштады.</w:t>
+        <w:t>1886-жылга чейин таза алюминий кымбат, сейрек буюм эле. Генератор жана электр тармагы өскөндө жаңы процесс практикалык болгон. Ар бир электролиз идиши тынымсыз чоң ток алгандыктан, заводдор көбүнчө арзан суу электрине жакын ачылган. Эки дүйнөлүк согуштагы учак муктаждыгы тез кеңейткен. Согуштан кийин таңгак, курулуш, транспорт жана электр кабели негизги базар болгон. Кийин ири кайра иштетүү баштапкы өндүрүшкө караганда кыйла аз энергия менен металл берген.</w:t>
       </w:r>
     </w:p>
     <w:p>
       <w:pPr>
-        <w:keepNext/>
-        <w:spacing w:before="240" w:after="120"/>
+        <w:pStyle w:val="Heading1"/>
+        <w:widowControl/>
       </w:pPr>
       <w:r>
-        <w:rPr>
-          <w:rFonts w:ascii="Calibri" w:hAnsi="Calibri" w:eastAsia="Calibri"/>
-          <w:b/>
-          <w:i w:val="0"/>
-          <w:color w:val="004E8C"/>
-          <w:sz w:val="28"/>
-        </w:rPr>
-        <w:t>Илимий жактан мааниси</w:t>
+        <w:t>Илим үчүн мааниси</w:t>
       </w:r>
     </w:p>
     <w:p>
       <w:pPr>
-        <w:spacing w:after="160" w:line="276" w:lineRule="auto"/>
+        <w:widowControl/>
       </w:pPr>
       <w:r>
-        <w:rPr>
-          <w:rFonts w:ascii="Calibri" w:hAnsi="Calibri" w:eastAsia="Calibri"/>
-          <w:b w:val="0"/>
-          <w:i w:val="0"/>
-          <w:sz w:val="22"/>
-        </w:rPr>
-        <w:t>Бул процесс электр энергиясы менен химиялык реакциялардын өз ара таасирин изилдеген электрохимиянын ири ийгилиги болду. Эриген аралашмадагы алюминий иондору оң заряд алып жүрөт. Ваннанын терс тарабы болгон катоддо алар электрон кошуп алып, металлга айланат. Окумуштуулар алюминий эмне үчүн датка туруктуу экенин да түшүндүрүштү: жаңы ачылган металл бетинде дароо жука жана катуу оксид кабыгы пайда болот. Андан соң эритмелер жөнүндөгү илим алюминийге башка элементтерди аз өлчөмдө кошуп, анын бекемдигин жогорулатты.</w:t>
+        <w:t>Бул процесс электр менен химиялык реакциянын өз ара таасирин изилдеген электрохимиянын чоң ийгилиги болгон. Эриген аралашмадагы алюминий иондору оң заряд ташыйт. Терс электроддо — катоддо — электрон алып, металлга айланат. Изилдөөчүлөр анын эмне үчүн датка туруштук берерин да түшүнгөн: жаңы бетте тез эле жука, катуу оксид кабык пайда болот. Эритме илими кийин аз өлчөмдө башка элемент кошуп, бекемдикти өстүргөн.</w:t>
       </w:r>
     </w:p>
     <w:p>
       <w:pPr>
-        <w:keepNext/>
-        <w:spacing w:before="240" w:after="120"/>
+        <w:pStyle w:val="Heading1"/>
+        <w:widowControl/>
       </w:pPr>
       <w:r>
-        <w:rPr>
-          <w:rFonts w:ascii="Calibri" w:hAnsi="Calibri" w:eastAsia="Calibri"/>
-          <w:b/>
-          <w:i w:val="0"/>
-          <w:color w:val="004E8C"/>
-          <w:sz w:val="28"/>
-        </w:rPr>
-        <w:t>Кийинки өнүгүүлөргө тийгизген таасири</w:t>
+        <w:t>Кийинки өнүгүүгө тийгизген таасири</w:t>
       </w:r>
     </w:p>
     <w:p>
       <w:pPr>
-        <w:spacing w:after="160" w:line="276" w:lineRule="auto"/>
+        <w:widowControl/>
       </w:pPr>
       <w:r>
-        <w:rPr>
-          <w:rFonts w:ascii="Calibri" w:hAnsi="Calibri" w:eastAsia="Calibri"/>
-          <w:b w:val="0"/>
-          <w:i w:val="0"/>
-          <w:sz w:val="22"/>
-        </w:rPr>
-        <w:t>Арзан алюминий жеңил учак корпустарын, терезе алкактарын, кыймылдаткыч тетиктерин, банкаларды жана алыс аралыкка созулган электр чубалгыларын жасоого жол ачты. Салмагы аз болгондуктан, унааны кыймылдатууга керектелген отунду да кыскарта алат. Эритмелерди өнүктүрүү алгачкы учактар үчүн дюралюминийди, кийин андан да бекем көптөгөн маркаларды жаратты. Азыркы иштер көмүртек изи аз электрге, кайра иштетүүнү жакшыртууга жана көмүртек аноддорун алмаштыра турган инерттүү аноддорго багытталган. Максат — металлдын пайдалуу касиеттерин сактап, зыяндуу чыгарындыларды азайтуу.</w:t>
+        <w:t>Арзан алюминий жеңил учак тулкусун, терезе алкагын, кыймылдаткыч тетигин, банканы жана алыска электр жеткирүүчү линияны ишке жарамдуу кылган. Аз салмак транспорт отунун азайта алат. Эритмелер алгачкы учактагы дюралюминийди жана кийин күчтүүрөөк түрлөрдү берген. Азыркы иштер көмүртек чыгындысы аз электрге, жакшы кайра иштетүүгө жана көмүртек анодду алмаштыра турган инерттүү аноддорго багытталган. Максат пайдалуу касиетти жоготпой чыгындыны азайтуу.</w:t>
       </w:r>
     </w:p>
     <w:p>
       <w:pPr>
-        <w:keepNext/>
-        <w:spacing w:before="240" w:after="120"/>
+        <w:pStyle w:val="Heading1"/>
+        <w:widowControl/>
       </w:pPr>
       <w:r>
-        <w:rPr>
-          <w:rFonts w:ascii="Calibri" w:hAnsi="Calibri" w:eastAsia="Calibri"/>
-          <w:b/>
-          <w:i w:val="0"/>
-          <w:color w:val="004E8C"/>
-          <w:sz w:val="28"/>
-        </w:rPr>
-        <w:t>Адамдардын жашоосун кантип өзгөрткөн</w:t>
+        <w:t>Адамдардын жашоосун кантип өзгөрткөн?</w:t>
       </w:r>
     </w:p>
     <w:p>
       <w:pPr>
-        <w:spacing w:after="160" w:line="276" w:lineRule="auto"/>
+        <w:widowControl/>
       </w:pPr>
       <w:r>
-        <w:rPr>
-          <w:rFonts w:ascii="Calibri" w:hAnsi="Calibri" w:eastAsia="Calibri"/>
-          <w:b w:val="0"/>
-          <w:i w:val="0"/>
-          <w:sz w:val="22"/>
-        </w:rPr>
-        <w:t>Адамдар алюминий казанда тамак бышырат, жеңил банкадан суусундук ичет, алюминий корпустуу учакта учат жана алюминий кабелдери аркылуу электр алат. Жеңил таңгактар менен унаалар айрым ташуу чыгымдарын азайтты. Бирок боксит казуу жердин көрүнүшүн өзгөртөт, тазалоо күйдүргүч кызыл шлам калдыгын чыгарат, ал эми электролиз эбегейсиз электр талап кылат. Айрым жерлерде дамбалар менен заводдор дарыялардын жана жергиликтүү жамааттардын жашоосун түп-тамырынан өзгөрткөн. Кайра иштетүү бул таасирди азайтат: эски банка кенден алынган металлга кетчү энергиянын аз гана бөлүгүн колдонуп, жаңы банкага айлана алат.</w:t>
+        <w:t>Адамдар алюминий казанда тамак бышырат, жеңил банкадан ичет, алюминий учакта жүрөт жана алюминий кабелинен электр алат. Жеңил таңгак менен транспорт айрым ташуу чыгымдарын азайткан. Бирок боксит казуу жерди өзгөртөт, тазалоо жегич кызыл шлам калдыгын берет, эритүү зор энергия талап кылат. Айрым жерде дамба менен завод дарыяларды жана коомдорду кайра түзгөн. Кайра иштетүү жардам берет: эски банка кенден металл алууга кеткен энергиянын аз бөлүгү менен жаңы банка боло алат.</w:t>
       </w:r>
     </w:p>
     <w:p>
       <w:pPr>
-        <w:keepNext/>
-        <w:spacing w:before="240" w:after="120"/>
+        <w:pStyle w:val="Heading1"/>
+        <w:widowControl/>
       </w:pPr>
       <w:r>
-        <w:rPr>
-          <w:rFonts w:ascii="Calibri" w:hAnsi="Calibri" w:eastAsia="Calibri"/>
-          <w:b/>
-          <w:i w:val="0"/>
-          <w:color w:val="004E8C"/>
-          <w:sz w:val="28"/>
-        </w:rPr>
-        <w:t>Булактар жана шилтемелер</w:t>
+        <w:t>Булактар жана кошумча окуу</w:t>
       </w:r>
     </w:p>
     <w:p>
       <w:pPr>
-        <w:keepNext/>
-        <w:spacing w:before="240" w:after="120"/>
+        <w:pStyle w:val="Heading2"/>
+        <w:widowControl/>
       </w:pPr>
       <w:r>
         <w:rPr>
-          <w:rFonts w:ascii="Calibri" w:hAnsi="Calibri" w:eastAsia="Calibri"/>
-          <w:b/>
-          <w:i w:val="0"/>
-          <w:color w:val="004E8C"/>
-          <w:sz w:val="24"/>
+          <w:sz w:val="20"/>
         </w:rPr>
-        <w:t>C. Мекемелердин материалдары жана энциклопедиялык булактар</w:t>
+        <w:t>Уюмдардын жана энциклопедиялардын материалдары</w:t>
       </w:r>
     </w:p>
     <w:p>
       <w:pPr>
-        <w:spacing w:after="80"/>
-        <w:ind w:left="360"/>
+        <w:widowControl/>
       </w:pPr>
       <w:r>
         <w:rPr>
-          <w:rFonts w:ascii="Calibri" w:hAnsi="Calibri" w:eastAsia="Calibri"/>
-          <w:b w:val="0"/>
-          <w:i w:val="0"/>
-          <w:sz w:val="22"/>
+          <w:sz w:val="20"/>
         </w:rPr>
-        <w:t>1. Encyclopaedia Britannica. «Алюминийди иштетүү».</w:t>
-      </w:r>
-      <w:r>
-        <w:rPr>
-          <w:rFonts w:ascii="Calibri" w:hAnsi="Calibri" w:eastAsia="Calibri"/>
-          <w:b w:val="0"/>
-          <w:i w:val="0"/>
-          <w:sz w:val="22"/>
-        </w:rPr>
-        <w:t xml:space="preserve"> </w:t>
+        <w:t xml:space="preserve">1. Encyclopaedia Britannica. 'Aluminum processing.' </w:t>
       </w:r>
       <w:hyperlink r:id="rId9">
         <w:r>
           <w:rPr>
-            <w:rFonts w:ascii="Calibri" w:hAnsi="Calibri" w:eastAsia="Calibri"/>
-            <w:b w:val="0"/>
-            <w:i w:val="0"/>
-            <w:sz w:val="22"/>
-            <w:color w:val="0563C1"/>
-            <w:u w:val="single"/>
+            <w:sz w:val="20"/>
           </w:rPr>
           <w:t>https://www.britannica.com/technology/aluminum-processing</w:t>
         </w:r>
       </w:hyperlink>
+      <w:r>
+        <w:rPr>
+          <w:sz w:val="20"/>
+        </w:rPr>
+      </w:r>
     </w:p>
     <w:p>
       <w:pPr>
-        <w:spacing w:after="80"/>
-        <w:ind w:left="360"/>
+        <w:widowControl/>
       </w:pPr>
       <w:r>
         <w:rPr>
-          <w:rFonts w:ascii="Calibri" w:hAnsi="Calibri" w:eastAsia="Calibri"/>
-          <w:b w:val="0"/>
-          <w:i w:val="0"/>
-          <w:sz w:val="22"/>
+          <w:sz w:val="20"/>
         </w:rPr>
-        <w:t>2. Encyclopaedia Britannica. «Чарльз Мартин Холл».</w:t>
-      </w:r>
-      <w:r>
-        <w:rPr>
-          <w:rFonts w:ascii="Calibri" w:hAnsi="Calibri" w:eastAsia="Calibri"/>
-          <w:b w:val="0"/>
-          <w:i w:val="0"/>
-          <w:sz w:val="22"/>
-        </w:rPr>
-        <w:t xml:space="preserve"> </w:t>
+        <w:t xml:space="preserve">2. Encyclopaedia Britannica. 'Charles Martin Hall.' </w:t>
       </w:r>
       <w:hyperlink r:id="rId10">
         <w:r>
           <w:rPr>
-            <w:rFonts w:ascii="Calibri" w:hAnsi="Calibri" w:eastAsia="Calibri"/>
-            <w:b w:val="0"/>
-            <w:i w:val="0"/>
-            <w:sz w:val="22"/>
-            <w:color w:val="0563C1"/>
-            <w:u w:val="single"/>
+            <w:sz w:val="20"/>
           </w:rPr>
           <w:t>https://www.britannica.com/biography/Charles-Martin-Hall</w:t>
         </w:r>
       </w:hyperlink>
+      <w:r>
+        <w:rPr>
+          <w:sz w:val="20"/>
+        </w:rPr>
+      </w:r>
     </w:p>
     <w:p>
       <w:pPr>
-        <w:spacing w:after="80"/>
-        <w:ind w:left="360"/>
+        <w:widowControl/>
       </w:pPr>
       <w:r>
         <w:rPr>
-          <w:rFonts w:ascii="Calibri" w:hAnsi="Calibri" w:eastAsia="Calibri"/>
-          <w:b w:val="0"/>
-          <w:i w:val="0"/>
-          <w:sz w:val="22"/>
+          <w:sz w:val="20"/>
         </w:rPr>
-        <w:t>3. Encyclopaedia Britannica. «Поль-Луи-Туссен Эру».</w:t>
-      </w:r>
-      <w:r>
-        <w:rPr>
-          <w:rFonts w:ascii="Calibri" w:hAnsi="Calibri" w:eastAsia="Calibri"/>
-          <w:b w:val="0"/>
-          <w:i w:val="0"/>
-          <w:sz w:val="22"/>
-        </w:rPr>
-        <w:t xml:space="preserve"> </w:t>
+        <w:t xml:space="preserve">3. Encyclopaedia Britannica. 'Paul-Louis-Toussaint Heroult.' </w:t>
       </w:r>
       <w:hyperlink r:id="rId11">
         <w:r>
           <w:rPr>
-            <w:rFonts w:ascii="Calibri" w:hAnsi="Calibri" w:eastAsia="Calibri"/>
-            <w:b w:val="0"/>
-            <w:i w:val="0"/>
-            <w:sz w:val="22"/>
-            <w:color w:val="0563C1"/>
-            <w:u w:val="single"/>
+            <w:sz w:val="20"/>
           </w:rPr>
           <w:t>https://www.britannica.com/biography/Paul-Louis-Toussaint-Heroult</w:t>
         </w:r>
       </w:hyperlink>
-    </w:p>
-    <w:p>
-      <w:pPr>
-        <w:keepNext/>
-        <w:spacing w:before="240" w:after="120"/>
-      </w:pPr>
       <w:r>
         <w:rPr>
-          <w:rFonts w:ascii="Calibri" w:hAnsi="Calibri" w:eastAsia="Calibri"/>
-          <w:b/>
-          <w:i w:val="0"/>
-          <w:color w:val="004E8C"/>
-          <w:sz w:val="24"/>
+          <w:sz w:val="20"/>
         </w:rPr>
-        <w:t>H. Кесиптик коомдордун жана стандартташтыруу уюмдарынын материалдары</w:t>
       </w:r>
     </w:p>
     <w:p>
       <w:pPr>
-        <w:spacing w:after="80"/>
-        <w:ind w:left="360"/>
+        <w:pStyle w:val="Heading2"/>
+        <w:widowControl/>
       </w:pPr>
       <w:r>
         <w:rPr>
-          <w:rFonts w:ascii="Calibri" w:hAnsi="Calibri" w:eastAsia="Calibri"/>
-          <w:b w:val="0"/>
-          <w:i w:val="0"/>
-          <w:sz w:val="22"/>
+          <w:sz w:val="20"/>
         </w:rPr>
-        <w:t>1. American Chemical Society. «Алюминий өндүрүү: Холл–Эру процесси». Улуттук тарыхый химиялык эстелик.</w:t>
+        <w:t>Кесиптик коомдор жана стандартташтыруу уюмдары</w:t>
       </w:r>
+    </w:p>
+    <w:p>
+      <w:pPr>
+        <w:widowControl/>
+      </w:pPr>
       <w:r>
         <w:rPr>
-          <w:rFonts w:ascii="Calibri" w:hAnsi="Calibri" w:eastAsia="Calibri"/>
-          <w:b w:val="0"/>
-          <w:i w:val="0"/>
-          <w:sz w:val="22"/>
+          <w:sz w:val="20"/>
         </w:rPr>
-        <w:t xml:space="preserve"> </w:t>
+        <w:t xml:space="preserve">1. American Chemical Society. 'Production of Aluminum: The Hall-Heroult Process.' National Historic Chemical Landmark. </w:t>
       </w:r>
       <w:hyperlink r:id="rId12">
         <w:r>
           <w:rPr>
-            <w:rFonts w:ascii="Calibri" w:hAnsi="Calibri" w:eastAsia="Calibri"/>
-            <w:b w:val="0"/>
-            <w:i w:val="0"/>
-            <w:sz w:val="22"/>
-            <w:color w:val="0563C1"/>
-            <w:u w:val="single"/>
+            <w:sz w:val="20"/>
           </w:rPr>
           <w:t>https://www.acs.org/education/whatischemistry/landmarks/aluminumprocess.html</w:t>
         </w:r>
       </w:hyperlink>
+      <w:r>
+        <w:rPr>
+          <w:sz w:val="20"/>
+        </w:rPr>
+      </w:r>
     </w:p>
     <w:sectPr>
-      <w:pgSz w:w="12240" w:h="15840"/>
-      <w:pgMar w:top="1296" w:right="1440" w:bottom="1296" w:left="1440" w:header="720" w:footer="720" w:gutter="0"/>
+      <w:footerReference w:type="default" r:id="rId13"/>
+      <w:pgSz w:w="11906" w:h="16838"/>
+      <w:pgMar w:top="1020" w:right="1134" w:bottom="1020" w:left="1134" w:header="720" w:footer="720" w:gutter="0"/>
       <w:cols w:space="720"/>
       <w:docGrid w:linePitch="360"/>
     </w:sectPr>
   </w:body>
 </w:document>
+</file>
+
+<file path=word/footer1.xml><?xml version="1.0" encoding="utf-8"?>
+<w:ftr xmlns:m="http://schemas.openxmlformats.org/officeDocument/2006/math" xmlns:mc="http://schemas.openxmlformats.org/markup-compatibility/2006" xmlns:mo="http://schemas.microsoft.com/office/mac/office/2008/main" xmlns:mv="urn:schemas-microsoft-com:mac:vml" xmlns:o="urn:schemas-microsoft-com:office:office" xmlns:r="http://schemas.openxmlformats.org/officeDocument/2006/relationships" xmlns:v="urn:schemas-microsoft-com:vml" xmlns:w10="urn:schemas-microsoft-com:office:word" xmlns:w14="http://schemas.microsoft.com/office/word/2010/wordml" xmlns:w="http://schemas.openxmlformats.org/wordprocessingml/2006/main" xmlns:wne="http://schemas.microsoft.com/office/word/2006/wordml" xmlns:wp14="http://schemas.microsoft.com/office/word/2010/wordprocessingDrawing" xmlns:wp="http://schemas.openxmlformats.org/drawingml/2006/wordprocessingDrawing" xmlns:wpc="http://schemas.microsoft.com/office/word/2010/wordprocessingCanvas" xmlns:wpg="http://schemas.microsoft.com/office/word/2010/wordprocessingGroup" xmlns:wpi="http://schemas.microsoft.com/office/word/2010/wordprocessingInk" xmlns:wps="http://schemas.microsoft.com/office/word/2010/wordprocessingShape" mc:Ignorable="w14 wp14">
+  <w:p>
+    <w:pPr>
+      <w:pStyle w:val="Footer"/>
+      <w:jc w:val="right"/>
+    </w:pPr>
+    <w:fldSimple w:instr="PAGE"/>
+  </w:p>
+</w:ftr>
 </file>
 
 <file path=word/numbering.xml><?xml version="1.0" encoding="utf-8"?>
@@ -741,7 +559,7 @@
   <w:docDefaults>
     <w:rPrDefault>
       <w:rPr>
-        <w:rFonts w:asciiTheme="minorHAnsi" w:eastAsiaTheme="minorEastAsia" w:hAnsiTheme="minorHAnsi" w:cstheme="minorBidi"/>
+        <w:rFonts/>
         <w:sz w:val="22"/>
         <w:szCs w:val="22"/>
         <w:lang w:val="en-US" w:eastAsia="en-US" w:bidi="ar-SA"/>
@@ -896,6 +714,15 @@
     <w:name w:val="Normal"/>
     <w:qFormat/>
     <w:rsid w:val="00FC693F"/>
+    <w:pPr>
+      <w:spacing w:after="120" w:line="259" w:lineRule="auto"/>
+    </w:pPr>
+    <w:rPr>
+      <w:rFonts w:ascii="Times New Roman" w:hAnsi="Times New Roman"/>
+      <w:color w:val="000000"/>
+      <w:sz w:val="24"/>
+      <w:lang w:val="ky-KG"/>
+    </w:rPr>
   </w:style>
   <w:style w:type="paragraph" w:styleId="Header">
     <w:name w:val="header"/>
@@ -952,16 +779,17 @@
     <w:pPr>
       <w:keepNext/>
       <w:keepLines/>
-      <w:spacing w:before="480" w:after="0"/>
+      <w:spacing w:before="480" w:after="120" w:line="259" w:lineRule="auto"/>
       <w:outlineLvl w:val="0"/>
     </w:pPr>
     <w:rPr>
-      <w:rFonts w:asciiTheme="majorHAnsi" w:eastAsiaTheme="majorEastAsia" w:hAnsiTheme="majorHAnsi" w:cstheme="majorBidi"/>
+      <w:rFonts w:ascii="Times New Roman" w:hAnsi="Times New Roman"/>
       <w:b/>
       <w:bCs/>
-      <w:color w:val="365F91" w:themeColor="accent1" w:themeShade="BF"/>
-      <w:sz w:val="28"/>
+      <w:color w:val="000000"/>
+      <w:sz w:val="26"/>
       <w:szCs w:val="28"/>
+      <w:lang w:val="ky-KG"/>
     </w:rPr>
   </w:style>
   <w:style w:type="paragraph" w:styleId="Heading2">
@@ -976,16 +804,17 @@
     <w:pPr>
       <w:keepNext/>
       <w:keepLines/>
-      <w:spacing w:before="200" w:after="0"/>
+      <w:spacing w:before="200" w:after="120" w:line="259" w:lineRule="auto"/>
       <w:outlineLvl w:val="1"/>
     </w:pPr>
     <w:rPr>
-      <w:rFonts w:asciiTheme="majorHAnsi" w:eastAsiaTheme="majorEastAsia" w:hAnsiTheme="majorHAnsi" w:cstheme="majorBidi"/>
+      <w:rFonts w:ascii="Times New Roman" w:hAnsi="Times New Roman"/>
       <w:b/>
       <w:bCs/>
-      <w:color w:val="4F81BD" w:themeColor="accent1"/>
+      <w:color w:val="000000"/>
       <w:sz w:val="26"/>
       <w:szCs w:val="26"/>
+      <w:lang w:val="ky-KG"/>
     </w:rPr>
   </w:style>
   <w:style w:type="paragraph" w:styleId="Heading3">
@@ -1004,7 +833,7 @@
       <w:outlineLvl w:val="2"/>
     </w:pPr>
     <w:rPr>
-      <w:rFonts w:asciiTheme="majorHAnsi" w:eastAsiaTheme="majorEastAsia" w:hAnsiTheme="majorHAnsi" w:cstheme="majorBidi"/>
+      <w:rFonts/>
       <w:b/>
       <w:bCs/>
       <w:color w:val="4F81BD" w:themeColor="accent1"/>
@@ -1027,7 +856,7 @@
       <w:outlineLvl w:val="3"/>
     </w:pPr>
     <w:rPr>
-      <w:rFonts w:asciiTheme="majorHAnsi" w:eastAsiaTheme="majorEastAsia" w:hAnsiTheme="majorHAnsi" w:cstheme="majorBidi"/>
+      <w:rFonts/>
       <w:b/>
       <w:bCs/>
       <w:i/>
@@ -1052,7 +881,7 @@
       <w:outlineLvl w:val="4"/>
     </w:pPr>
     <w:rPr>
-      <w:rFonts w:asciiTheme="majorHAnsi" w:eastAsiaTheme="majorEastAsia" w:hAnsiTheme="majorHAnsi" w:cstheme="majorBidi"/>
+      <w:rFonts/>
       <w:color w:val="243F60" w:themeColor="accent1" w:themeShade="7F"/>
     </w:rPr>
   </w:style>
@@ -1073,7 +902,7 @@
       <w:outlineLvl w:val="5"/>
     </w:pPr>
     <w:rPr>
-      <w:rFonts w:asciiTheme="majorHAnsi" w:eastAsiaTheme="majorEastAsia" w:hAnsiTheme="majorHAnsi" w:cstheme="majorBidi"/>
+      <w:rFonts/>
       <w:i/>
       <w:iCs/>
       <w:color w:val="243F60" w:themeColor="accent1" w:themeShade="7F"/>
@@ -1096,7 +925,7 @@
       <w:outlineLvl w:val="6"/>
     </w:pPr>
     <w:rPr>
-      <w:rFonts w:asciiTheme="majorHAnsi" w:eastAsiaTheme="majorEastAsia" w:hAnsiTheme="majorHAnsi" w:cstheme="majorBidi"/>
+      <w:rFonts/>
       <w:i/>
       <w:iCs/>
       <w:color w:val="404040" w:themeColor="text1" w:themeTint="BF"/>
@@ -1119,7 +948,7 @@
       <w:outlineLvl w:val="7"/>
     </w:pPr>
     <w:rPr>
-      <w:rFonts w:asciiTheme="majorHAnsi" w:eastAsiaTheme="majorEastAsia" w:hAnsiTheme="majorHAnsi" w:cstheme="majorBidi"/>
+      <w:rFonts/>
       <w:color w:val="4F81BD" w:themeColor="accent1"/>
       <w:sz w:val="20"/>
       <w:szCs w:val="20"/>
@@ -1142,7 +971,7 @@
       <w:outlineLvl w:val="8"/>
     </w:pPr>
     <w:rPr>
-      <w:rFonts w:asciiTheme="majorHAnsi" w:eastAsiaTheme="majorEastAsia" w:hAnsiTheme="majorHAnsi" w:cstheme="majorBidi"/>
+      <w:rFonts/>
       <w:i/>
       <w:iCs/>
       <w:color w:val="404040" w:themeColor="text1" w:themeTint="BF"/>
@@ -1193,7 +1022,7 @@
     <w:uiPriority w:val="9"/>
     <w:rsid w:val="00FC693F"/>
     <w:rPr>
-      <w:rFonts w:asciiTheme="majorHAnsi" w:eastAsiaTheme="majorEastAsia" w:hAnsiTheme="majorHAnsi" w:cstheme="majorBidi"/>
+      <w:rFonts/>
       <w:b/>
       <w:bCs/>
       <w:color w:val="365F91" w:themeColor="accent1" w:themeShade="BF"/>
@@ -1208,7 +1037,7 @@
     <w:uiPriority w:val="9"/>
     <w:rsid w:val="00FC693F"/>
     <w:rPr>
-      <w:rFonts w:asciiTheme="majorHAnsi" w:eastAsiaTheme="majorEastAsia" w:hAnsiTheme="majorHAnsi" w:cstheme="majorBidi"/>
+      <w:rFonts/>
       <w:b/>
       <w:bCs/>
       <w:color w:val="4F81BD" w:themeColor="accent1"/>
@@ -1223,7 +1052,7 @@
     <w:uiPriority w:val="9"/>
     <w:rsid w:val="00FC693F"/>
     <w:rPr>
-      <w:rFonts w:asciiTheme="majorHAnsi" w:eastAsiaTheme="majorEastAsia" w:hAnsiTheme="majorHAnsi" w:cstheme="majorBidi"/>
+      <w:rFonts/>
       <w:b/>
       <w:bCs/>
       <w:color w:val="4F81BD" w:themeColor="accent1"/>
@@ -1238,19 +1067,17 @@
     <w:qFormat/>
     <w:rsid w:val="00FC693F"/>
     <w:pPr>
-      <w:pBdr>
-        <w:bottom w:val="single" w:sz="8" w:space="4" w:color="4F81BD" w:themeColor="accent1"/>
-      </w:pBdr>
-      <w:spacing w:after="300" w:line="240" w:lineRule="auto"/>
+      <w:spacing w:after="120" w:line="259" w:lineRule="auto"/>
       <w:contextualSpacing/>
     </w:pPr>
     <w:rPr>
-      <w:rFonts w:asciiTheme="majorHAnsi" w:eastAsiaTheme="majorEastAsia" w:hAnsiTheme="majorHAnsi" w:cstheme="majorBidi"/>
-      <w:color w:val="17365D" w:themeColor="text2" w:themeShade="BF"/>
+      <w:rFonts w:ascii="Times New Roman" w:hAnsi="Times New Roman"/>
+      <w:color w:val="000000"/>
       <w:spacing w:val="5"/>
       <w:kern w:val="28"/>
-      <w:sz w:val="52"/>
+      <w:sz w:val="40"/>
       <w:szCs w:val="52"/>
+      <w:lang w:val="ky-KG"/>
     </w:rPr>
   </w:style>
   <w:style w:type="character" w:customStyle="1" w:styleId="TitleChar">
@@ -1260,7 +1087,7 @@
     <w:uiPriority w:val="10"/>
     <w:rsid w:val="00FC693F"/>
     <w:rPr>
-      <w:rFonts w:asciiTheme="majorHAnsi" w:eastAsiaTheme="majorEastAsia" w:hAnsiTheme="majorHAnsi" w:cstheme="majorBidi"/>
+      <w:rFonts/>
       <w:color w:val="17365D" w:themeColor="text2" w:themeShade="BF"/>
       <w:spacing w:val="5"/>
       <w:kern w:val="28"/>
@@ -1282,7 +1109,7 @@
       </w:numPr>
     </w:pPr>
     <w:rPr>
-      <w:rFonts w:asciiTheme="majorHAnsi" w:eastAsiaTheme="majorEastAsia" w:hAnsiTheme="majorHAnsi" w:cstheme="majorBidi"/>
+      <w:rFonts/>
       <w:i/>
       <w:iCs/>
       <w:color w:val="4F81BD" w:themeColor="accent1"/>
@@ -1298,7 +1125,7 @@
     <w:uiPriority w:val="11"/>
     <w:rsid w:val="00FC693F"/>
     <w:rPr>
-      <w:rFonts w:asciiTheme="majorHAnsi" w:eastAsiaTheme="majorEastAsia" w:hAnsiTheme="majorHAnsi" w:cstheme="majorBidi"/>
+      <w:rFonts/>
       <w:i/>
       <w:iCs/>
       <w:color w:val="4F81BD" w:themeColor="accent1"/>
@@ -1423,8 +1250,15 @@
       <w:numPr>
         <w:numId w:val="1"/>
       </w:numPr>
+      <w:spacing w:after="120" w:line="259" w:lineRule="auto"/>
       <w:contextualSpacing/>
     </w:pPr>
+    <w:rPr>
+      <w:rFonts w:ascii="Times New Roman" w:hAnsi="Times New Roman"/>
+      <w:color w:val="000000"/>
+      <w:sz w:val="24"/>
+      <w:lang w:val="ky-KG"/>
+    </w:rPr>
   </w:style>
   <w:style w:type="paragraph" w:styleId="ListBullet2">
     <w:name w:val="List Bullet 2"/>
@@ -1596,7 +1430,7 @@
     <w:semiHidden/>
     <w:rsid w:val="00FC693F"/>
     <w:rPr>
-      <w:rFonts w:asciiTheme="majorHAnsi" w:eastAsiaTheme="majorEastAsia" w:hAnsiTheme="majorHAnsi" w:cstheme="majorBidi"/>
+      <w:rFonts/>
       <w:b/>
       <w:bCs/>
       <w:i/>
@@ -1612,7 +1446,7 @@
     <w:semiHidden/>
     <w:rsid w:val="00FC693F"/>
     <w:rPr>
-      <w:rFonts w:asciiTheme="majorHAnsi" w:eastAsiaTheme="majorEastAsia" w:hAnsiTheme="majorHAnsi" w:cstheme="majorBidi"/>
+      <w:rFonts/>
       <w:color w:val="243F60" w:themeColor="accent1" w:themeShade="7F"/>
     </w:rPr>
   </w:style>
@@ -1624,7 +1458,7 @@
     <w:semiHidden/>
     <w:rsid w:val="00FC693F"/>
     <w:rPr>
-      <w:rFonts w:asciiTheme="majorHAnsi" w:eastAsiaTheme="majorEastAsia" w:hAnsiTheme="majorHAnsi" w:cstheme="majorBidi"/>
+      <w:rFonts/>
       <w:i/>
       <w:iCs/>
       <w:color w:val="243F60" w:themeColor="accent1" w:themeShade="7F"/>
@@ -1638,7 +1472,7 @@
     <w:semiHidden/>
     <w:rsid w:val="00FC693F"/>
     <w:rPr>
-      <w:rFonts w:asciiTheme="majorHAnsi" w:eastAsiaTheme="majorEastAsia" w:hAnsiTheme="majorHAnsi" w:cstheme="majorBidi"/>
+      <w:rFonts/>
       <w:i/>
       <w:iCs/>
       <w:color w:val="404040" w:themeColor="text1" w:themeTint="BF"/>
@@ -1652,7 +1486,7 @@
     <w:semiHidden/>
     <w:rsid w:val="00FC693F"/>
     <w:rPr>
-      <w:rFonts w:asciiTheme="majorHAnsi" w:eastAsiaTheme="majorEastAsia" w:hAnsiTheme="majorHAnsi" w:cstheme="majorBidi"/>
+      <w:rFonts/>
       <w:color w:val="4F81BD" w:themeColor="accent1"/>
       <w:sz w:val="20"/>
       <w:szCs w:val="20"/>
@@ -1666,7 +1500,7 @@
     <w:semiHidden/>
     <w:rsid w:val="00FC693F"/>
     <w:rPr>
-      <w:rFonts w:asciiTheme="majorHAnsi" w:eastAsiaTheme="majorEastAsia" w:hAnsiTheme="majorHAnsi" w:cstheme="majorBidi"/>
+      <w:rFonts/>
       <w:i/>
       <w:iCs/>
       <w:color w:val="404040" w:themeColor="text1" w:themeTint="BF"/>
@@ -1725,9 +1559,6 @@
     <w:qFormat/>
     <w:rsid w:val="00FC693F"/>
     <w:pPr>
-      <w:pBdr>
-        <w:bottom w:val="single" w:sz="4" w:space="4" w:color="4F81BD" w:themeColor="accent1"/>
-      </w:pBdr>
       <w:spacing w:before="200" w:after="280"/>
       <w:ind w:left="936" w:right="936"/>
     </w:pPr>
@@ -3255,7 +3086,7 @@
         <w:spacing w:before="0" w:after="0" w:line="240" w:lineRule="auto"/>
       </w:pPr>
       <w:rPr>
-        <w:rFonts w:asciiTheme="majorHAnsi" w:eastAsiaTheme="majorEastAsia" w:hAnsiTheme="majorHAnsi" w:cstheme="majorBidi"/>
+        <w:rFonts/>
         <w:b/>
         <w:bCs/>
       </w:rPr>
@@ -3276,7 +3107,7 @@
         <w:spacing w:before="0" w:after="0" w:line="240" w:lineRule="auto"/>
       </w:pPr>
       <w:rPr>
-        <w:rFonts w:asciiTheme="majorHAnsi" w:eastAsiaTheme="majorEastAsia" w:hAnsiTheme="majorHAnsi" w:cstheme="majorBidi"/>
+        <w:rFonts/>
         <w:b/>
         <w:bCs/>
       </w:rPr>
@@ -3294,14 +3125,14 @@
     </w:tblStylePr>
     <w:tblStylePr w:type="firstCol">
       <w:rPr>
-        <w:rFonts w:asciiTheme="majorHAnsi" w:eastAsiaTheme="majorEastAsia" w:hAnsiTheme="majorHAnsi" w:cstheme="majorBidi"/>
+        <w:rFonts/>
         <w:b/>
         <w:bCs/>
       </w:rPr>
     </w:tblStylePr>
     <w:tblStylePr w:type="lastCol">
       <w:rPr>
-        <w:rFonts w:asciiTheme="majorHAnsi" w:eastAsiaTheme="majorEastAsia" w:hAnsiTheme="majorHAnsi" w:cstheme="majorBidi"/>
+        <w:rFonts/>
         <w:b/>
         <w:bCs/>
       </w:rPr>
@@ -3385,7 +3216,7 @@
         <w:spacing w:before="0" w:after="0" w:line="240" w:lineRule="auto"/>
       </w:pPr>
       <w:rPr>
-        <w:rFonts w:asciiTheme="majorHAnsi" w:eastAsiaTheme="majorEastAsia" w:hAnsiTheme="majorHAnsi" w:cstheme="majorBidi"/>
+        <w:rFonts/>
         <w:b/>
         <w:bCs/>
       </w:rPr>
@@ -3406,7 +3237,7 @@
         <w:spacing w:before="0" w:after="0" w:line="240" w:lineRule="auto"/>
       </w:pPr>
       <w:rPr>
-        <w:rFonts w:asciiTheme="majorHAnsi" w:eastAsiaTheme="majorEastAsia" w:hAnsiTheme="majorHAnsi" w:cstheme="majorBidi"/>
+        <w:rFonts/>
         <w:b/>
         <w:bCs/>
       </w:rPr>
@@ -3424,14 +3255,14 @@
     </w:tblStylePr>
     <w:tblStylePr w:type="firstCol">
       <w:rPr>
-        <w:rFonts w:asciiTheme="majorHAnsi" w:eastAsiaTheme="majorEastAsia" w:hAnsiTheme="majorHAnsi" w:cstheme="majorBidi"/>
+        <w:rFonts/>
         <w:b/>
         <w:bCs/>
       </w:rPr>
     </w:tblStylePr>
     <w:tblStylePr w:type="lastCol">
       <w:rPr>
-        <w:rFonts w:asciiTheme="majorHAnsi" w:eastAsiaTheme="majorEastAsia" w:hAnsiTheme="majorHAnsi" w:cstheme="majorBidi"/>
+        <w:rFonts/>
         <w:b/>
         <w:bCs/>
       </w:rPr>
@@ -3515,7 +3346,7 @@
         <w:spacing w:before="0" w:after="0" w:line="240" w:lineRule="auto"/>
       </w:pPr>
       <w:rPr>
-        <w:rFonts w:asciiTheme="majorHAnsi" w:eastAsiaTheme="majorEastAsia" w:hAnsiTheme="majorHAnsi" w:cstheme="majorBidi"/>
+        <w:rFonts/>
         <w:b/>
         <w:bCs/>
       </w:rPr>
@@ -3536,7 +3367,7 @@
         <w:spacing w:before="0" w:after="0" w:line="240" w:lineRule="auto"/>
       </w:pPr>
       <w:rPr>
-        <w:rFonts w:asciiTheme="majorHAnsi" w:eastAsiaTheme="majorEastAsia" w:hAnsiTheme="majorHAnsi" w:cstheme="majorBidi"/>
+        <w:rFonts/>
         <w:b/>
         <w:bCs/>
       </w:rPr>
@@ -3554,14 +3385,14 @@
     </w:tblStylePr>
     <w:tblStylePr w:type="firstCol">
       <w:rPr>
-        <w:rFonts w:asciiTheme="majorHAnsi" w:eastAsiaTheme="majorEastAsia" w:hAnsiTheme="majorHAnsi" w:cstheme="majorBidi"/>
+        <w:rFonts/>
         <w:b/>
         <w:bCs/>
       </w:rPr>
     </w:tblStylePr>
     <w:tblStylePr w:type="lastCol">
       <w:rPr>
-        <w:rFonts w:asciiTheme="majorHAnsi" w:eastAsiaTheme="majorEastAsia" w:hAnsiTheme="majorHAnsi" w:cstheme="majorBidi"/>
+        <w:rFonts/>
         <w:b/>
         <w:bCs/>
       </w:rPr>
@@ -3645,7 +3476,7 @@
         <w:spacing w:before="0" w:after="0" w:line="240" w:lineRule="auto"/>
       </w:pPr>
       <w:rPr>
-        <w:rFonts w:asciiTheme="majorHAnsi" w:eastAsiaTheme="majorEastAsia" w:hAnsiTheme="majorHAnsi" w:cstheme="majorBidi"/>
+        <w:rFonts/>
         <w:b/>
         <w:bCs/>
       </w:rPr>
@@ -3666,7 +3497,7 @@
         <w:spacing w:before="0" w:after="0" w:line="240" w:lineRule="auto"/>
       </w:pPr>
       <w:rPr>
-        <w:rFonts w:asciiTheme="majorHAnsi" w:eastAsiaTheme="majorEastAsia" w:hAnsiTheme="majorHAnsi" w:cstheme="majorBidi"/>
+        <w:rFonts/>
         <w:b/>
         <w:bCs/>
       </w:rPr>
@@ -3684,14 +3515,14 @@
     </w:tblStylePr>
     <w:tblStylePr w:type="firstCol">
       <w:rPr>
-        <w:rFonts w:asciiTheme="majorHAnsi" w:eastAsiaTheme="majorEastAsia" w:hAnsiTheme="majorHAnsi" w:cstheme="majorBidi"/>
+        <w:rFonts/>
         <w:b/>
         <w:bCs/>
       </w:rPr>
     </w:tblStylePr>
     <w:tblStylePr w:type="lastCol">
       <w:rPr>
-        <w:rFonts w:asciiTheme="majorHAnsi" w:eastAsiaTheme="majorEastAsia" w:hAnsiTheme="majorHAnsi" w:cstheme="majorBidi"/>
+        <w:rFonts/>
         <w:b/>
         <w:bCs/>
       </w:rPr>
@@ -3775,7 +3606,7 @@
         <w:spacing w:before="0" w:after="0" w:line="240" w:lineRule="auto"/>
       </w:pPr>
       <w:rPr>
-        <w:rFonts w:asciiTheme="majorHAnsi" w:eastAsiaTheme="majorEastAsia" w:hAnsiTheme="majorHAnsi" w:cstheme="majorBidi"/>
+        <w:rFonts/>
         <w:b/>
         <w:bCs/>
       </w:rPr>
@@ -3796,7 +3627,7 @@
         <w:spacing w:before="0" w:after="0" w:line="240" w:lineRule="auto"/>
       </w:pPr>
       <w:rPr>
-        <w:rFonts w:asciiTheme="majorHAnsi" w:eastAsiaTheme="majorEastAsia" w:hAnsiTheme="majorHAnsi" w:cstheme="majorBidi"/>
+        <w:rFonts/>
         <w:b/>
         <w:bCs/>
       </w:rPr>
@@ -3814,14 +3645,14 @@
     </w:tblStylePr>
     <w:tblStylePr w:type="firstCol">
       <w:rPr>
-        <w:rFonts w:asciiTheme="majorHAnsi" w:eastAsiaTheme="majorEastAsia" w:hAnsiTheme="majorHAnsi" w:cstheme="majorBidi"/>
+        <w:rFonts/>
         <w:b/>
         <w:bCs/>
       </w:rPr>
     </w:tblStylePr>
     <w:tblStylePr w:type="lastCol">
       <w:rPr>
-        <w:rFonts w:asciiTheme="majorHAnsi" w:eastAsiaTheme="majorEastAsia" w:hAnsiTheme="majorHAnsi" w:cstheme="majorBidi"/>
+        <w:rFonts/>
         <w:b/>
         <w:bCs/>
       </w:rPr>
@@ -3905,7 +3736,7 @@
         <w:spacing w:before="0" w:after="0" w:line="240" w:lineRule="auto"/>
       </w:pPr>
       <w:rPr>
-        <w:rFonts w:asciiTheme="majorHAnsi" w:eastAsiaTheme="majorEastAsia" w:hAnsiTheme="majorHAnsi" w:cstheme="majorBidi"/>
+        <w:rFonts/>
         <w:b/>
         <w:bCs/>
       </w:rPr>
@@ -3926,7 +3757,7 @@
         <w:spacing w:before="0" w:after="0" w:line="240" w:lineRule="auto"/>
       </w:pPr>
       <w:rPr>
-        <w:rFonts w:asciiTheme="majorHAnsi" w:eastAsiaTheme="majorEastAsia" w:hAnsiTheme="majorHAnsi" w:cstheme="majorBidi"/>
+        <w:rFonts/>
         <w:b/>
         <w:bCs/>
       </w:rPr>
@@ -3944,14 +3775,14 @@
     </w:tblStylePr>
     <w:tblStylePr w:type="firstCol">
       <w:rPr>
-        <w:rFonts w:asciiTheme="majorHAnsi" w:eastAsiaTheme="majorEastAsia" w:hAnsiTheme="majorHAnsi" w:cstheme="majorBidi"/>
+        <w:rFonts/>
         <w:b/>
         <w:bCs/>
       </w:rPr>
     </w:tblStylePr>
     <w:tblStylePr w:type="lastCol">
       <w:rPr>
-        <w:rFonts w:asciiTheme="majorHAnsi" w:eastAsiaTheme="majorEastAsia" w:hAnsiTheme="majorHAnsi" w:cstheme="majorBidi"/>
+        <w:rFonts/>
         <w:b/>
         <w:bCs/>
       </w:rPr>
@@ -4035,7 +3866,7 @@
         <w:spacing w:before="0" w:after="0" w:line="240" w:lineRule="auto"/>
       </w:pPr>
       <w:rPr>
-        <w:rFonts w:asciiTheme="majorHAnsi" w:eastAsiaTheme="majorEastAsia" w:hAnsiTheme="majorHAnsi" w:cstheme="majorBidi"/>
+        <w:rFonts/>
         <w:b/>
         <w:bCs/>
       </w:rPr>
@@ -4056,7 +3887,7 @@
         <w:spacing w:before="0" w:after="0" w:line="240" w:lineRule="auto"/>
       </w:pPr>
       <w:rPr>
-        <w:rFonts w:asciiTheme="majorHAnsi" w:eastAsiaTheme="majorEastAsia" w:hAnsiTheme="majorHAnsi" w:cstheme="majorBidi"/>
+        <w:rFonts/>
         <w:b/>
         <w:bCs/>
       </w:rPr>
@@ -4074,14 +3905,14 @@
     </w:tblStylePr>
     <w:tblStylePr w:type="firstCol">
       <w:rPr>
-        <w:rFonts w:asciiTheme="majorHAnsi" w:eastAsiaTheme="majorEastAsia" w:hAnsiTheme="majorHAnsi" w:cstheme="majorBidi"/>
+        <w:rFonts/>
         <w:b/>
         <w:bCs/>
       </w:rPr>
     </w:tblStylePr>
     <w:tblStylePr w:type="lastCol">
       <w:rPr>
-        <w:rFonts w:asciiTheme="majorHAnsi" w:eastAsiaTheme="majorEastAsia" w:hAnsiTheme="majorHAnsi" w:cstheme="majorBidi"/>
+        <w:rFonts/>
         <w:b/>
         <w:bCs/>
       </w:rPr>
@@ -5946,7 +5777,7 @@
     </w:tblPr>
     <w:tblStylePr w:type="firstRow">
       <w:rPr>
-        <w:rFonts w:asciiTheme="majorHAnsi" w:eastAsiaTheme="majorEastAsia" w:hAnsiTheme="majorHAnsi" w:cstheme="majorBidi"/>
+        <w:rFonts/>
       </w:rPr>
       <w:tblPr/>
       <w:tcPr>
@@ -6030,7 +5861,7 @@
     </w:tblPr>
     <w:tblStylePr w:type="firstRow">
       <w:rPr>
-        <w:rFonts w:asciiTheme="majorHAnsi" w:eastAsiaTheme="majorEastAsia" w:hAnsiTheme="majorHAnsi" w:cstheme="majorBidi"/>
+        <w:rFonts/>
       </w:rPr>
       <w:tblPr/>
       <w:tcPr>
@@ -6114,7 +5945,7 @@
     </w:tblPr>
     <w:tblStylePr w:type="firstRow">
       <w:rPr>
-        <w:rFonts w:asciiTheme="majorHAnsi" w:eastAsiaTheme="majorEastAsia" w:hAnsiTheme="majorHAnsi" w:cstheme="majorBidi"/>
+        <w:rFonts/>
       </w:rPr>
       <w:tblPr/>
       <w:tcPr>
@@ -6198,7 +6029,7 @@
     </w:tblPr>
     <w:tblStylePr w:type="firstRow">
       <w:rPr>
-        <w:rFonts w:asciiTheme="majorHAnsi" w:eastAsiaTheme="majorEastAsia" w:hAnsiTheme="majorHAnsi" w:cstheme="majorBidi"/>
+        <w:rFonts/>
       </w:rPr>
       <w:tblPr/>
       <w:tcPr>
@@ -6282,7 +6113,7 @@
     </w:tblPr>
     <w:tblStylePr w:type="firstRow">
       <w:rPr>
-        <w:rFonts w:asciiTheme="majorHAnsi" w:eastAsiaTheme="majorEastAsia" w:hAnsiTheme="majorHAnsi" w:cstheme="majorBidi"/>
+        <w:rFonts/>
       </w:rPr>
       <w:tblPr/>
       <w:tcPr>
@@ -6366,7 +6197,7 @@
     </w:tblPr>
     <w:tblStylePr w:type="firstRow">
       <w:rPr>
-        <w:rFonts w:asciiTheme="majorHAnsi" w:eastAsiaTheme="majorEastAsia" w:hAnsiTheme="majorHAnsi" w:cstheme="majorBidi"/>
+        <w:rFonts/>
       </w:rPr>
       <w:tblPr/>
       <w:tcPr>
@@ -6450,7 +6281,7 @@
     </w:tblPr>
     <w:tblStylePr w:type="firstRow">
       <w:rPr>
-        <w:rFonts w:asciiTheme="majorHAnsi" w:eastAsiaTheme="majorEastAsia" w:hAnsiTheme="majorHAnsi" w:cstheme="majorBidi"/>
+        <w:rFonts/>
       </w:rPr>
       <w:tblPr/>
       <w:tcPr>
@@ -6515,7 +6346,7 @@
       <w:spacing w:after="0" w:line="240" w:lineRule="auto"/>
     </w:pPr>
     <w:rPr>
-      <w:rFonts w:asciiTheme="majorHAnsi" w:eastAsiaTheme="majorEastAsia" w:hAnsiTheme="majorHAnsi" w:cstheme="majorBidi"/>
+      <w:rFonts/>
       <w:color w:val="000000" w:themeColor="text1"/>
     </w:rPr>
     <w:tblPr>
@@ -6643,7 +6474,7 @@
       <w:spacing w:after="0" w:line="240" w:lineRule="auto"/>
     </w:pPr>
     <w:rPr>
-      <w:rFonts w:asciiTheme="majorHAnsi" w:eastAsiaTheme="majorEastAsia" w:hAnsiTheme="majorHAnsi" w:cstheme="majorBidi"/>
+      <w:rFonts/>
       <w:color w:val="000000" w:themeColor="text1"/>
     </w:rPr>
     <w:tblPr>
@@ -6771,7 +6602,7 @@
       <w:spacing w:after="0" w:line="240" w:lineRule="auto"/>
     </w:pPr>
     <w:rPr>
-      <w:rFonts w:asciiTheme="majorHAnsi" w:eastAsiaTheme="majorEastAsia" w:hAnsiTheme="majorHAnsi" w:cstheme="majorBidi"/>
+      <w:rFonts/>
       <w:color w:val="000000" w:themeColor="text1"/>
     </w:rPr>
     <w:tblPr>
@@ -6899,7 +6730,7 @@
       <w:spacing w:after="0" w:line="240" w:lineRule="auto"/>
     </w:pPr>
     <w:rPr>
-      <w:rFonts w:asciiTheme="majorHAnsi" w:eastAsiaTheme="majorEastAsia" w:hAnsiTheme="majorHAnsi" w:cstheme="majorBidi"/>
+      <w:rFonts/>
       <w:color w:val="000000" w:themeColor="text1"/>
     </w:rPr>
     <w:tblPr>
@@ -7027,7 +6858,7 @@
       <w:spacing w:after="0" w:line="240" w:lineRule="auto"/>
     </w:pPr>
     <w:rPr>
-      <w:rFonts w:asciiTheme="majorHAnsi" w:eastAsiaTheme="majorEastAsia" w:hAnsiTheme="majorHAnsi" w:cstheme="majorBidi"/>
+      <w:rFonts/>
       <w:color w:val="000000" w:themeColor="text1"/>
     </w:rPr>
     <w:tblPr>
@@ -7155,7 +6986,7 @@
       <w:spacing w:after="0" w:line="240" w:lineRule="auto"/>
     </w:pPr>
     <w:rPr>
-      <w:rFonts w:asciiTheme="majorHAnsi" w:eastAsiaTheme="majorEastAsia" w:hAnsiTheme="majorHAnsi" w:cstheme="majorBidi"/>
+      <w:rFonts/>
       <w:color w:val="000000" w:themeColor="text1"/>
     </w:rPr>
     <w:tblPr>
@@ -7283,7 +7114,7 @@
       <w:spacing w:after="0" w:line="240" w:lineRule="auto"/>
     </w:pPr>
     <w:rPr>
-      <w:rFonts w:asciiTheme="majorHAnsi" w:eastAsiaTheme="majorEastAsia" w:hAnsiTheme="majorHAnsi" w:cstheme="majorBidi"/>
+      <w:rFonts/>
       <w:color w:val="000000" w:themeColor="text1"/>
     </w:rPr>
     <w:tblPr>
@@ -7922,7 +7753,7 @@
       <w:spacing w:after="0" w:line="240" w:lineRule="auto"/>
     </w:pPr>
     <w:rPr>
-      <w:rFonts w:asciiTheme="majorHAnsi" w:eastAsiaTheme="majorEastAsia" w:hAnsiTheme="majorHAnsi" w:cstheme="majorBidi"/>
+      <w:rFonts/>
       <w:color w:val="000000" w:themeColor="text1"/>
     </w:rPr>
     <w:tblPr>
@@ -8047,7 +7878,7 @@
       <w:spacing w:after="0" w:line="240" w:lineRule="auto"/>
     </w:pPr>
     <w:rPr>
-      <w:rFonts w:asciiTheme="majorHAnsi" w:eastAsiaTheme="majorEastAsia" w:hAnsiTheme="majorHAnsi" w:cstheme="majorBidi"/>
+      <w:rFonts/>
       <w:color w:val="000000" w:themeColor="text1"/>
     </w:rPr>
     <w:tblPr>
@@ -8172,7 +8003,7 @@
       <w:spacing w:after="0" w:line="240" w:lineRule="auto"/>
     </w:pPr>
     <w:rPr>
-      <w:rFonts w:asciiTheme="majorHAnsi" w:eastAsiaTheme="majorEastAsia" w:hAnsiTheme="majorHAnsi" w:cstheme="majorBidi"/>
+      <w:rFonts/>
       <w:color w:val="000000" w:themeColor="text1"/>
     </w:rPr>
     <w:tblPr>
@@ -8297,7 +8128,7 @@
       <w:spacing w:after="0" w:line="240" w:lineRule="auto"/>
     </w:pPr>
     <w:rPr>
-      <w:rFonts w:asciiTheme="majorHAnsi" w:eastAsiaTheme="majorEastAsia" w:hAnsiTheme="majorHAnsi" w:cstheme="majorBidi"/>
+      <w:rFonts/>
       <w:color w:val="000000" w:themeColor="text1"/>
     </w:rPr>
     <w:tblPr>
@@ -8422,7 +8253,7 @@
       <w:spacing w:after="0" w:line="240" w:lineRule="auto"/>
     </w:pPr>
     <w:rPr>
-      <w:rFonts w:asciiTheme="majorHAnsi" w:eastAsiaTheme="majorEastAsia" w:hAnsiTheme="majorHAnsi" w:cstheme="majorBidi"/>
+      <w:rFonts/>
       <w:color w:val="000000" w:themeColor="text1"/>
     </w:rPr>
     <w:tblPr>
@@ -8547,7 +8378,7 @@
       <w:spacing w:after="0" w:line="240" w:lineRule="auto"/>
     </w:pPr>
     <w:rPr>
-      <w:rFonts w:asciiTheme="majorHAnsi" w:eastAsiaTheme="majorEastAsia" w:hAnsiTheme="majorHAnsi" w:cstheme="majorBidi"/>
+      <w:rFonts/>
       <w:color w:val="000000" w:themeColor="text1"/>
     </w:rPr>
     <w:tblPr>
@@ -8672,7 +8503,7 @@
       <w:spacing w:after="0" w:line="240" w:lineRule="auto"/>
     </w:pPr>
     <w:rPr>
-      <w:rFonts w:asciiTheme="majorHAnsi" w:eastAsiaTheme="majorEastAsia" w:hAnsiTheme="majorHAnsi" w:cstheme="majorBidi"/>
+      <w:rFonts/>
       <w:color w:val="000000" w:themeColor="text1"/>
     </w:rPr>
     <w:tblPr>
